--- a/Samples/project-costs.template.docx
+++ b/Samples/project-costs.template.docx
@@ -431,7 +431,7 @@
             </w:r>
             <w:proofErr w:type="spellStart"/>
             <w:r>
-              <w:t>EndFor</w:t>
+              <w:t>/For</w:t>
             </w:r>
             <w:proofErr w:type="spellEnd"/>
             <w:r>
@@ -455,7 +455,7 @@
               <w:spacing w:before="20" w:after="20"/>
             </w:pPr>
             <w:r>
-              <w:t>{EndFor}</w:t>
+              <w:t>{/For}</w:t>
             </w:r>
           </w:p>
         </w:tc>
@@ -475,7 +475,7 @@
               <w:spacing w:before="20" w:after="20"/>
             </w:pPr>
             <w:r>
-              <w:t>{EndFor}</w:t>
+              <w:t>{/For}</w:t>
             </w:r>
           </w:p>
         </w:tc>
